--- a/templates/F01.docx
+++ b/templates/F01.docx
@@ -105,17 +105,8 @@
           <w:b/>
           <w:bCs/>
         </w:rPr>
-        <w:t xml:space="preserve">                                                     </w:t>
-      </w:r>
-      <w:proofErr w:type="gramStart"/>
-      <w:r>
-        <w:rPr>
-          <w:b/>
-          <w:bCs/>
-        </w:rPr>
-        <w:t>No :</w:t>
-      </w:r>
-      <w:proofErr w:type="gramEnd"/>
+        <w:t xml:space="preserve">                                                     No :</w:t>
+      </w:r>
       <w:r>
         <w:rPr>
           <w:b/>
@@ -962,7 +953,12 @@
           <w:lang w:val="nl-NL"/>
         </w:rPr>
         <w:tab/>
-        <w:t>…………………….</w:t>
+      </w:r>
+      <w:r>
+        <w:rPr>
+          <w:lang w:val="nl-NL"/>
+        </w:rPr>
+        <w:t>{{namaPegawai}}</w:t>
       </w:r>
     </w:p>
     <w:p>
@@ -1006,7 +1002,18 @@
           <w:lang w:val="nl-NL"/>
         </w:rPr>
         <w:tab/>
-        <w:t>NIP</w:t>
+      </w:r>
+      <w:r>
+        <w:rPr>
+          <w:lang w:val="nl-NL"/>
+        </w:rPr>
+        <w:t xml:space="preserve">NIP </w:t>
+      </w:r>
+      <w:r>
+        <w:rPr>
+          <w:lang w:val="nl-NL"/>
+        </w:rPr>
+        <w:t>{{nipPegawai}}</w:t>
       </w:r>
     </w:p>
     <w:p>
